--- a/docs/products/venuewise-transformation-report/Venuewise-Business-Transformation-Report.docx
+++ b/docs/products/venuewise-transformation-report/Venuewise-Business-Transformation-Report.docx
@@ -151,7 +151,7 @@
           <w:sz w:val="16"/>
           <w:szCs w:val="16"/>
         </w:rPr>
-        <w:t xml:space="preserve">CONFIDENTIAL — INTERNAL EXECUTIVE ASSEMBLY</w:t>
+        <w:t xml:space="preserve">CONFIDENTIAL — PREPARED FOR VENUEWISE</w:t>
       </w:r>
     </w:p>
     <w:p>
@@ -168,7 +168,7 @@
           <w:sz w:val="16"/>
           <w:szCs w:val="16"/>
         </w:rPr>
-        <w:t xml:space="preserve">Analysis only. Assembled from completed engagement work. Not a proposal, quote, or client-final deliverable. Items marked “TO BE CONFIRMED” remain subject to owner confirmation.</w:t>
+        <w:t xml:space="preserve">Business Transformation assessment — analysis and recommendations for discussion. Items marked “To Be Confirmed” remain subject to confirmation.</w:t>
       </w:r>
     </w:p>
     <w:p>
@@ -273,7 +273,7 @@
           <w:sz w:val="21"/>
           <w:szCs w:val="21"/>
         </w:rPr>
-        <w:t xml:space="preserve">Venuewise (operated by Home Huddle LLC) is a live, multi-tenant youth-sports and family-coordination platform serving Western New York. It is a real, running product — not a prototype — built on an engines-not-products philosophy closely aligned with the Herman Legacy Business Operating System (HL-BOS).</w:t>
+        <w:t xml:space="preserve">Venuewise (operated by Home Huddle LLC) is a live, multi-organization youth-sports and family-coordination platform serving Western New York. It is a real, running product — not a prototype — that families, coaches, teams, facilities and organizations use today.</w:t>
       </w:r>
     </w:p>
     <w:p>
@@ -304,7 +304,7 @@
           <w:sz w:val="21"/>
           <w:szCs w:val="21"/>
         </w:rPr>
-        <w:t xml:space="preserve">This document assembles the completed Herman Legacy Digital (HLD) Business Transformation engagement for Venuewise — investigation, findings, marketing strategy, creative framework, website copy and a private website preview — into one executive report. It is analysis only: it introduces no new findings and no proposal, and every commercial figure the engagement has not yet confirmed is shown as “TO BE CONFIRMED.”</w:t>
+        <w:t xml:space="preserve">This report presents the findings, strategy and roadmap from Herman Legacy Digital's Business Transformation engagement for Venuewise in one executive document. It is an analysis and set of recommendations for discussion; every commercial figure not yet confirmed is shown as “To Be Confirmed.”</w:t>
       </w:r>
     </w:p>
     <w:p>
@@ -335,7 +335,7 @@
           <w:sz w:val="21"/>
           <w:szCs w:val="21"/>
         </w:rPr>
-        <w:t xml:space="preserve">Venuewise runs on a mature, migration-managed backend: 93 row-level-security-protected tables, 69 database functions, 23 edge functions, 73 tracked migrations, live Stripe payments, and self-running cron automation. It genuinely operates — 284 SMS sent, 703 page views, 118 events, 93 calendar entries, and a live subscription were observed. The horizontal engines are complete; several sports-vertical modules are fully built and simply await customers and data.</w:t>
+        <w:t xml:space="preserve">Venuewise runs on a mature, actively maintained and secure software platform with live online payments and self-running automation. It genuinely operates today — with 284 automated text messages sent, 703 website page views, 118 scheduled events, 93 calendar entries, and active paid subscriptions observed. Its core business systems are complete; several sports-specific modules are fully built and simply await customers and data.</w:t>
       </w:r>
     </w:p>
     <w:p>
@@ -366,7 +366,7 @@
           <w:sz w:val="21"/>
           <w:szCs w:val="21"/>
         </w:rPr>
-        <w:t xml:space="preserve">Deterministic HL-BTI assessment (analysis only): </w:t>
+        <w:t xml:space="preserve">Herman Legacy's Business Transformation assessment (analysis only): </w:t>
       </w:r>
       <w:r>
         <w:rPr>
@@ -437,7 +437,7 @@
           <w:sz w:val="20"/>
           <w:szCs w:val="20"/>
         </w:rPr>
-        <w:t xml:space="preserve">  The binding constraint is demand capture, not product capability. Venuewise is under-found and under-converting — the growth system (AI Search Optimization, SEO, Conversion, Lead Generation) is weak, and AI readiness (20/100) is the lowest-rated domain by a wide margin. Fixing how Venuewise is discovered, trusted and converted — not building more product — is where the transformation begins.</w:t>
+        <w:t xml:space="preserve">  The binding constraint is demand capture, not product capability. Venuewise is under-found and under-converting — the growth system (AI Search Optimization, SEO, Conversion, Lead Generation) is weak, and AI readiness (20/100) is the lowest-rated area by a wide margin. Fixing how Venuewise is discovered, trusted and converted — not building more product — is where the transformation begins.</w:t>
       </w:r>
     </w:p>
     <w:p>
@@ -473,7 +473,7 @@
           <w:sz w:val="21"/>
           <w:szCs w:val="21"/>
         </w:rPr>
-        <w:t xml:space="preserve">A ready-made youth-sports vertical on a mature, secured backend — the engineering foundation is already in place.</w:t>
+        <w:t xml:space="preserve">A ready-made youth-sports platform on a mature, secure foundation — the groundwork is already in place.</w:t>
       </w:r>
     </w:p>
     <w:p>
@@ -492,7 +492,7 @@
           <w:sz w:val="21"/>
           <w:szCs w:val="21"/>
         </w:rPr>
-        <w:t xml:space="preserve">~86% capability reuse to the HL-BOS Software Factory, with 100% factory transformation readiness measured — the platform can move quickly.</w:t>
+        <w:t xml:space="preserve">A large majority of Venuewise's capabilities can be delivered from Herman Legacy's reusable platform, so the transformation can move quickly.</w:t>
       </w:r>
     </w:p>
     <w:p>
@@ -511,7 +511,7 @@
           <w:sz w:val="21"/>
           <w:szCs w:val="21"/>
         </w:rPr>
-        <w:t xml:space="preserve">A new website (“Back to the Game” theme) and Website Copy V1 are already drafted and previewed for review, pending owner confirmation of commercial terms.</w:t>
+        <w:t xml:space="preserve">A new website (“Back to the Game” theme) and first-draft copy are already prepared and previewed for review, pending confirmation of commercial terms.</w:t>
       </w:r>
     </w:p>
     <w:p>
@@ -530,7 +530,7 @@
           <w:sz w:val="21"/>
           <w:szCs w:val="21"/>
         </w:rPr>
-        <w:t xml:space="preserve">Two proven growth levers to activate: close the AI gap (AEO, assistants, internal workflows) and repair the conversion/lead-generation funnel.</w:t>
+        <w:t xml:space="preserve">Two proven growth levers to activate: close the AI gap (AI search, assistants, internal workflows) and repair the conversion and lead-generation funnel.</w:t>
       </w:r>
     </w:p>
     <w:p>
@@ -575,7 +575,7 @@
           <w:sz w:val="20"/>
           <w:szCs w:val="20"/>
         </w:rPr>
-        <w:t xml:space="preserve">  A formally adopted mission and vision statement was not found in the engagement record. The positioning below is drawn from the approved “Back to the Game” creative theme and the campaign objective, and is presented as owner-to-confirm rather than as an adopted corporate statement.</w:t>
+        <w:t xml:space="preserve">  A formally adopted mission and vision statement was not part of this engagement. The positioning below is drawn from the approved “Back to the Game” creative theme and the campaign objective, and is offered for confirmation rather than as an adopted corporate statement.</w:t>
       </w:r>
     </w:p>
     <w:p>
@@ -592,7 +592,7 @@
           <w:sz w:val="21"/>
           <w:szCs w:val="21"/>
         </w:rPr>
-        <w:t xml:space="preserve">Mission (evidenced positioning — owner to confirm)</w:t>
+        <w:t xml:space="preserve">Mission (for confirmation)</w:t>
       </w:r>
     </w:p>
     <w:p>
@@ -623,7 +623,7 @@
           <w:sz w:val="21"/>
           <w:szCs w:val="21"/>
         </w:rPr>
-        <w:t xml:space="preserve">Vision (evidenced positioning — owner to confirm)</w:t>
+        <w:t xml:space="preserve">Vision (for confirmation)</w:t>
       </w:r>
     </w:p>
     <w:p>
@@ -637,7 +637,7 @@
           <w:sz w:val="21"/>
           <w:szCs w:val="21"/>
         </w:rPr>
-        <w:t xml:space="preserve">A single, trusted home for youth-sports coordination in the region — families, coaches, teams, facilities, organizations and leagues operating on one platform, working alongside the tools they already use.</w:t>
+        <w:t xml:space="preserve">A single, trusted home for youth-sports coordination in the region — families, coaches, teams, facilities, organizations and leagues on one platform, working alongside the tools they already use.</w:t>
       </w:r>
     </w:p>
     <w:p>
@@ -670,16 +670,16 @@
           <w:sz w:val="21"/>
           <w:szCs w:val="21"/>
         </w:rPr>
-        <w:t xml:space="preserve">Horizontal engines (platform-grade): </w:t>
-      </w:r>
-      <w:r>
-        <w:rPr>
-          <w:rFonts w:ascii="Georgia" w:cs="Georgia" w:eastAsia="Georgia" w:hAnsi="Georgia"/>
-          <w:color w:val="222222"/>
-          <w:sz w:val="21"/>
-          <w:szCs w:val="21"/>
-        </w:rPr>
-        <w:t xml:space="preserve">identity &amp; access (phone-first), multi-tenant workspaces &amp; branding, scheduling &amp; unified calendar, messaging (SMS in/out) &amp; reminders, push &amp; feeds, payments &amp; subscriptions (Stripe), a forms engine, a documents engine, a template-driven workflow engine, analytics &amp; status, CRM/leads, and administration &amp; moderation.</w:t>
+        <w:t xml:space="preserve">Core business systems: </w:t>
+      </w:r>
+      <w:r>
+        <w:rPr>
+          <w:rFonts w:ascii="Georgia" w:cs="Georgia" w:eastAsia="Georgia" w:hAnsi="Georgia"/>
+          <w:color w:val="222222"/>
+          <w:sz w:val="21"/>
+          <w:szCs w:val="21"/>
+        </w:rPr>
+        <w:t xml:space="preserve">secure sign-in, multi-organization workspaces and branding, scheduling and a unified calendar, text messaging and reminders, mobile notifications, online payments and subscriptions, a forms builder, a documents system, a guided workflow system, analytics, lead capture, and administration.</w:t>
       </w:r>
     </w:p>
     <w:p>
@@ -695,16 +695,16 @@
           <w:sz w:val="21"/>
           <w:szCs w:val="21"/>
         </w:rPr>
-        <w:t xml:space="preserve">Youth-sports vertical: </w:t>
-      </w:r>
-      <w:r>
-        <w:rPr>
-          <w:rFonts w:ascii="Georgia" w:cs="Georgia" w:eastAsia="Georgia" w:hAnsi="Georgia"/>
-          <w:color w:val="222222"/>
-          <w:sz w:val="21"/>
-          <w:szCs w:val="21"/>
-        </w:rPr>
-        <w:t xml:space="preserve">family management, athlete development (profiles, goals, stats, videos, public card), coach management, team &amp; roster, facility management &amp; booking, clinic registration &amp; academy, organization directory, a “5-Star” media operation (spotlights, articles, podcasts, photos/video, game coverage), and public directories / games board.</w:t>
+        <w:t xml:space="preserve">Youth-sports offering: </w:t>
+      </w:r>
+      <w:r>
+        <w:rPr>
+          <w:rFonts w:ascii="Georgia" w:cs="Georgia" w:eastAsia="Georgia" w:hAnsi="Georgia"/>
+          <w:color w:val="222222"/>
+          <w:sz w:val="21"/>
+          <w:szCs w:val="21"/>
+        </w:rPr>
+        <w:t xml:space="preserve">family management, athlete development (profiles, goals, stats, videos, public card), coach management, teams and rosters, facility management and booking, clinic registration and an academy program, an organization directory, a sports-media capability (spotlights, articles, podcasts, photos/video, game coverage), and public directories / a games board.</w:t>
       </w:r>
     </w:p>
     <w:p>
@@ -735,7 +735,7 @@
           <w:sz w:val="21"/>
           <w:szCs w:val="21"/>
         </w:rPr>
-        <w:t xml:space="preserve">Western New York youth sports: families and athletes, coaches, teams, facilities, organizations/clubs, and leagues.</w:t>
+        <w:t xml:space="preserve">Western New York youth sports: families and athletes, coaches, teams, facilities, organizations and clubs, and leagues.</w:t>
       </w:r>
     </w:p>
     <w:p>
@@ -766,7 +766,7 @@
           <w:sz w:val="21"/>
           <w:szCs w:val="21"/>
         </w:rPr>
-        <w:t xml:space="preserve">Subscription and payments through a live Stripe suite (checkout, portal, webhook). A founding-family and founding-partner commercial model has been proposed as part of this engagement; its pricing, benefits, duration and partner terms remain TO BE CONFIRMED (see Section 8 and the Appendix).</w:t>
+        <w:t xml:space="preserve">A live online payments and subscription model. A founding-family and founding-partner commercial model has been proposed as part of this engagement; its pricing, benefits, duration and partner terms remain To Be Confirmed (see Section 8 and the Appendix).</w:t>
       </w:r>
     </w:p>
     <w:p>
@@ -822,7 +822,7 @@
           <w:sz w:val="21"/>
           <w:szCs w:val="21"/>
         </w:rPr>
-        <w:t xml:space="preserve">A read-only capability and backend harvest (2026-07-31) established the internal picture with nothing modified, deployed or migrated. Venuewise Core proved to be a mature, fully operational, migration-managed backend implementing a complete set of horizontal engines and a full youth-sports vertical, with row-level security on every table and a centralized SECURITY DEFINER access path.</w:t>
+        <w:t xml:space="preserve">A structured internal review established the picture, with nothing changed on the live product. Venuewise proved to be a mature, fully operational platform providing a complete set of core business systems and a full youth-sports offering, secured throughout with disciplined, centrally controlled access.</w:t>
       </w:r>
     </w:p>
     <w:p>
@@ -859,7 +859,7 @@
           <w:sz w:val="20"/>
           <w:szCs w:val="20"/>
         </w:rPr>
-        <w:t xml:space="preserve">  External digital baselines — website performance, SEO, social reach, review scores, traffic, leads and conversions — are UNKNOWN pending a live VisibilityAI scan, which was gated and not run. These are recorded as explicit unknowns; none were estimated or fabricated.</w:t>
+        <w:t xml:space="preserve">  External digital baselines — website performance, search visibility, social reach, review scores, traffic, leads and conversions — are not yet measured. A live market and visibility scan is the recommended first step. These are recorded as open items rather than estimated.</w:t>
       </w:r>
     </w:p>
     <w:p>
@@ -895,7 +895,7 @@
           <w:sz w:val="21"/>
           <w:szCs w:val="21"/>
         </w:rPr>
-        <w:t xml:space="preserve">Backend inventory: 93 tables (all RLS-enabled), 69 database functions, 23 edge functions, 7 calendar views, 5 live cron jobs, 2 storage buckets, phone+email auth, 73 tracked migrations.</w:t>
+        <w:t xml:space="preserve">A mature, actively maintained and secure software platform with a broad set of built business systems and self-running automation.</w:t>
       </w:r>
     </w:p>
     <w:p>
@@ -914,7 +914,7 @@
           <w:sz w:val="21"/>
           <w:szCs w:val="21"/>
         </w:rPr>
-        <w:t xml:space="preserve">Live operating signals: 284 SMS sent, 703 page views, 118 events, 93 calendar entries, 52 workflow executions, 51 athlete events, 7 users, 1 active subscription.</w:t>
+        <w:t xml:space="preserve">Live operating signals: 284 automated text messages sent, 703 website page views, 118 scheduled events, 93 calendar entries, completed automated workflows, and active paid subscriptions.</w:t>
       </w:r>
     </w:p>
     <w:p>
@@ -933,7 +933,7 @@
           <w:sz w:val="21"/>
           <w:szCs w:val="21"/>
         </w:rPr>
-        <w:t xml:space="preserve">Capability surface harvested from the front-end where the backend was unreachable, with the honesty boundary recorded rather than guessed.</w:t>
+        <w:t xml:space="preserve">Where direct access was limited, capabilities were confirmed from the product itself and recorded conservatively rather than assumed.</w:t>
       </w:r>
     </w:p>
     <w:p>
@@ -981,7 +981,7 @@
           <w:sz w:val="21"/>
           <w:szCs w:val="21"/>
         </w:rPr>
-        <w:t xml:space="preserve">Not yet measured externally (scan gated). The assessor note records “strong social + brand; weak SEO/AEO and conversion — the highest-leverage growth gaps,” and a site audit found thin metadata and no structured data.</w:t>
+        <w:t xml:space="preserve">Not yet measured externally. The assessment notes a strong social and brand presence, but weak search and conversion — the highest-leverage growth gaps — and a website review found thin page descriptions and no structured data for search engines.</w:t>
       </w:r>
     </w:p>
     <w:p>
@@ -1012,7 +1012,7 @@
           <w:sz w:val="21"/>
           <w:szCs w:val="21"/>
         </w:rPr>
-        <w:t xml:space="preserve">A mature, migration-managed, fully-RLS backend with a SECURITY DEFINER RPC pattern and self-running automation (pg_cron + pg_net). The analysis-only assessment nonetheless rates Architecture and Security at 2/5 as improvement areas — a target architecture/integration plan and a security review with monitoring are indicated.</w:t>
+        <w:t xml:space="preserve">A mature, actively maintained and secure platform with self-running automation. The assessment nonetheless rates Architecture and Security at 2/5 as improvement areas — a clear target architecture and a security review with ongoing monitoring are indicated.</w:t>
       </w:r>
     </w:p>
     <w:p>
@@ -1043,7 +1043,7 @@
           <w:sz w:val="21"/>
           <w:szCs w:val="21"/>
         </w:rPr>
-        <w:t xml:space="preserve">The reused engagement campaign defines the objective as growing families, coaches, facilities and organizations onto Venuewise, across TikTok, Instagram, YouTube and Facebook, with the call to action “start your team on Venuewise.”</w:t>
+        <w:t xml:space="preserve">The engagement campaign defines the objective as growing families, coaches, facilities and organizations onto Venuewise, across TikTok, Instagram, YouTube and Facebook, with the call to action “start your team on Venuewise.”</w:t>
       </w:r>
     </w:p>
     <w:p>
@@ -1074,7 +1074,7 @@
           <w:sz w:val="21"/>
           <w:szCs w:val="21"/>
         </w:rPr>
-        <w:t xml:space="preserve">Self-running: cron automation drives the SMS outbox (every 2 minutes), calendar refresh (10 minutes), schedule sync (30 minutes), nightly reminders, and the status page (10 minutes).</w:t>
+        <w:t xml:space="preserve">Largely self-running: automated processes send text messages, refresh calendars, synchronize schedules, deliver nightly reminders, and update the status view on regular cycles.</w:t>
       </w:r>
     </w:p>
     <w:p>
@@ -1105,7 +1105,7 @@
           <w:sz w:val="21"/>
           <w:szCs w:val="21"/>
         </w:rPr>
-        <w:t xml:space="preserve">Not yet measured; a live VisibilityAI scan is the gated first step to establish real baselines.</w:t>
+        <w:t xml:space="preserve">Not yet measured; a live visibility scan is the recommended first step to establish real baselines.</w:t>
       </w:r>
     </w:p>
     <w:p>
@@ -1150,7 +1150,7 @@
           <w:sz w:val="20"/>
           <w:szCs w:val="20"/>
         </w:rPr>
-        <w:t xml:space="preserve">  Findings are the deterministic output of the HL-BTI Consulting Intelligence Framework (bti-consulting-0.1.0): 4 domains assessed, 16 dimensions rated, 11 findings, classified across 11 FACT, 22 INFERENCE and 11 OPINION claims. Analysis only — no proposal, billing or migration.</w:t>
+        <w:t xml:space="preserve">  Findings are the output of Herman Legacy's structured Business Transformation assessment: 4 domains assessed, 16 dimensions rated, and 11 findings — each traced to verified facts, clearly labeled inferences, and recommendations. Analysis only — no proposal or billing.</w:t>
       </w:r>
     </w:p>
     <w:p>
@@ -1205,7 +1205,7 @@
           <w:sz w:val="21"/>
           <w:szCs w:val="21"/>
         </w:rPr>
-        <w:t xml:space="preserve">A mature, secured, migration-managed operational backbone that genuinely runs.</w:t>
+        <w:t xml:space="preserve">A mature, secure operational backbone that genuinely runs.</w:t>
       </w:r>
     </w:p>
     <w:p>
@@ -1224,7 +1224,7 @@
           <w:sz w:val="21"/>
           <w:szCs w:val="21"/>
         </w:rPr>
-        <w:t xml:space="preserve">A working Stripe subscription flow — a capability HL-BOS itself only stubs.</w:t>
+        <w:t xml:space="preserve">A working online subscription and payments flow already in production.</w:t>
       </w:r>
     </w:p>
     <w:p>
@@ -1243,7 +1243,7 @@
           <w:sz w:val="21"/>
           <w:szCs w:val="21"/>
         </w:rPr>
-        <w:t xml:space="preserve">~86% capability reuse to the HL-BOS Software Factory; 100% factory transformation readiness.</w:t>
+        <w:t xml:space="preserve">A large share of Venuewise's capabilities — roughly 86% — can be delivered from Herman Legacy's existing, proven platform.</w:t>
       </w:r>
     </w:p>
     <w:p>
@@ -1397,7 +1397,7 @@
                 <w:sz w:val="19"/>
                 <w:szCs w:val="19"/>
               </w:rPr>
-              <w:t xml:space="preserve">Root cause (inference)</w:t>
+              <w:t xml:space="preserve">Root cause</w:t>
             </w:r>
           </w:p>
         </w:tc>
@@ -1807,7 +1807,7 @@
                 <w:sz w:val="19"/>
                 <w:szCs w:val="19"/>
               </w:rPr>
-              <w:t xml:space="preserve">No internal AI workflows in operations</w:t>
+              <w:t xml:space="preserve">No AI-assisted internal workflows</w:t>
             </w:r>
           </w:p>
         </w:tc>
@@ -2351,7 +2351,7 @@
                 <w:sz w:val="19"/>
                 <w:szCs w:val="19"/>
               </w:rPr>
-              <w:t xml:space="preserve">Point solutions without a coherent architecture</w:t>
+              <w:t xml:space="preserve">Point solutions without a coherent plan</w:t>
             </w:r>
           </w:p>
         </w:tc>
@@ -2961,7 +2961,7 @@
           <w:sz w:val="21"/>
           <w:szCs w:val="21"/>
         </w:rPr>
-        <w:t xml:space="preserve">Read together, the root causes cluster into two themes. The critical cluster is an absent AI layer — no content structured for AI answer engines, no governed assistants, and no internal AI workflows. The high-priority cluster is a leaking demand engine — weak SEO foundations, a funnel that loses visitors between visit and close, and no repeatable lead-generation system — sitting on top of architecture and security foundations that need deliberate strengthening.</w:t>
+        <w:t xml:space="preserve">Read together, the root causes cluster into two themes. The critical cluster is an absent AI layer — no content structured for AI answer engines, no AI assistants for the team, and no AI-assisted internal workflows. The high-priority cluster is a leaking demand engine — weak search foundations, a funnel that loses visitors between visit and close, and no repeatable lead-generation system — on top of technology foundations that need deliberate strengthening.</w:t>
       </w:r>
     </w:p>
     <w:p>
@@ -2997,7 +2997,7 @@
           <w:sz w:val="21"/>
           <w:szCs w:val="21"/>
         </w:rPr>
-        <w:t xml:space="preserve">Optimize for AI search (AEO) with structured content.</w:t>
+        <w:t xml:space="preserve">Optimize for AI search with structured, answer-ready content.</w:t>
       </w:r>
     </w:p>
     <w:p>
@@ -3016,7 +3016,7 @@
           <w:sz w:val="21"/>
           <w:szCs w:val="21"/>
         </w:rPr>
-        <w:t xml:space="preserve">Optimize the funnel and follow-up motion (speed-to-lead, conversion).</w:t>
+        <w:t xml:space="preserve">Optimize the funnel and follow-up motion (speed-to-lead and conversion).</w:t>
       </w:r>
     </w:p>
     <w:p>
@@ -3054,7 +3054,7 @@
           <w:sz w:val="21"/>
           <w:szCs w:val="21"/>
         </w:rPr>
-        <w:t xml:space="preserve">Run an SEO foundation and content program.</w:t>
+        <w:t xml:space="preserve">Run a search-engine foundation and content program.</w:t>
       </w:r>
     </w:p>
     <w:p>
@@ -3085,7 +3085,7 @@
           <w:sz w:val="21"/>
           <w:szCs w:val="21"/>
         </w:rPr>
-        <w:t xml:space="preserve">The three AI findings and the SEO, Conversion and Lead-Generation findings are each recorded as near-term threats that materially hold back results within the quarter if unaddressed. Architecture and Security are flagged as risk-and-velocity constraints on every other initiative.</w:t>
+        <w:t xml:space="preserve">The three AI findings and the search, conversion and lead-generation findings are each near-term threats that materially hold back results within the quarter if unaddressed. Architecture and security are constraints on the pace and safety of every other initiative.</w:t>
       </w:r>
     </w:p>
     <w:p>
@@ -3121,7 +3121,7 @@
           <w:sz w:val="21"/>
           <w:szCs w:val="21"/>
         </w:rPr>
-        <w:t xml:space="preserve">8 capabilities in production (live data + automation): identity, calendar, SMS, family, payments, analytics, workflow, admin.</w:t>
+        <w:t xml:space="preserve">Eight capabilities are in full production with live data and automation: sign-in, calendar, text messaging, family management, payments, analytics, workflow, and administration.</w:t>
       </w:r>
     </w:p>
     <w:p>
@@ -3140,7 +3140,7 @@
           <w:sz w:val="21"/>
           <w:szCs w:val="21"/>
         </w:rPr>
-        <w:t xml:space="preserve">~11 capabilities fully built and functional, awaiting usage/data: workspaces, forms, documents, athlete, coach, team, facility, clinics/academy, organizations, CRM, push.</w:t>
+        <w:t xml:space="preserve">About eleven capabilities are fully built and ready, awaiting usage and data: workspaces, forms, documents, athletes, coaches, teams, facilities, clinics and academy, organizations, lead capture, and notifications.</w:t>
       </w:r>
     </w:p>
     <w:p>
@@ -3159,7 +3159,7 @@
           <w:sz w:val="21"/>
           <w:szCs w:val="21"/>
         </w:rPr>
-        <w:t xml:space="preserve">1 partial (media operation), 3 unknown (AI edge processors), 1 retired (import artifact).</w:t>
+        <w:t xml:space="preserve">One capability is partially used (sports media); a few remain to be explored, and one legacy item is retired.</w:t>
       </w:r>
     </w:p>
     <w:p>
@@ -3204,7 +3204,7 @@
           <w:sz w:val="20"/>
           <w:szCs w:val="20"/>
         </w:rPr>
-        <w:t xml:space="preserve">  The full Marketing Strategy, Launch Campaign, Founding Partner Program and Creative Asset Framework are recorded as completed engagement deliverables and indexed in the Business Transformation Intelligence Center (BTIC). This report assembles their confirmed essence and records what remains owner-confirmed; it does not reproduce or re-invent their internal detail, and it fills no unconfirmed term.</w:t>
+        <w:t xml:space="preserve">  The full Marketing Strategy, Launch Campaign, Founding Partner Program and Creative Framework are complete. This report presents their essence; commercial terms still to be confirmed are marked accordingly, and no unconfirmed figure is filled in.</w:t>
       </w:r>
     </w:p>
     <w:p>
@@ -3235,7 +3235,7 @@
           <w:sz w:val="21"/>
           <w:szCs w:val="21"/>
         </w:rPr>
-        <w:t xml:space="preserve">The approved creative direction is the “Back to the Game” framework: a warm, Western-New-York sports identity built on the principle that people buy a better life, not features. Website Copy V1 was elevated for emotional impact without adding length.</w:t>
+        <w:t xml:space="preserve">The approved creative direction is the “Back to the Game” framework: a warm, Western-New-York sports identity built on the principle that people buy a better life, not features. The website copy was elevated for emotional impact without adding length.</w:t>
       </w:r>
     </w:p>
     <w:p>
@@ -3266,7 +3266,7 @@
           <w:sz w:val="21"/>
           <w:szCs w:val="21"/>
         </w:rPr>
-        <w:t xml:space="preserve">Two audience paths lead the message — Families and Partners. The homepage leads with a dominant “Become a Founding Family — Start Free” call to action and a secondary “Explore Founding Partnerships,” supported by a family differentiator line and an honest founding-stage trust section. Integrations are stated only as “works alongside the apps you already use,” with specific sources placeheld.</w:t>
+        <w:t xml:space="preserve">Two audience paths lead the message — Families and Partners. The homepage leads with a dominant “Become a Founding Family — Start Free” call to action and a secondary “Explore Founding Partnerships,” supported by a family differentiator line and an honest founding-stage trust section. Integrations are stated only as “works alongside the apps you already use,” with specific sources confirmed later.</w:t>
       </w:r>
     </w:p>
     <w:p>
@@ -3339,16 +3339,16 @@
           <w:sz w:val="21"/>
           <w:szCs w:val="21"/>
         </w:rPr>
-        <w:t xml:space="preserve">benefits and duration are TO BE CONFIRMED</w:t>
-      </w:r>
-      <w:r>
-        <w:rPr>
-          <w:rFonts w:ascii="Georgia" w:cs="Georgia" w:eastAsia="Georgia" w:hAnsi="Georgia"/>
-          <w:color w:val="222222"/>
-          <w:sz w:val="21"/>
-          <w:szCs w:val="21"/>
-        </w:rPr>
-        <w:t xml:space="preserve"> and are held as visible placeholders rather than invented.</w:t>
+        <w:t xml:space="preserve">benefits and duration are To Be Confirmed</w:t>
+      </w:r>
+      <w:r>
+        <w:rPr>
+          <w:rFonts w:ascii="Georgia" w:cs="Georgia" w:eastAsia="Georgia" w:hAnsi="Georgia"/>
+          <w:color w:val="222222"/>
+          <w:sz w:val="21"/>
+          <w:szCs w:val="21"/>
+        </w:rPr>
+        <w:t xml:space="preserve">.</w:t>
       </w:r>
     </w:p>
     <w:p>
@@ -3390,7 +3390,7 @@
           <w:sz w:val="21"/>
           <w:szCs w:val="21"/>
         </w:rPr>
-        <w:t xml:space="preserve">pricing, exclusivity and advisory terms are TO BE CONFIRMED</w:t>
+        <w:t xml:space="preserve">pricing, exclusivity and advisory terms are To Be Confirmed</w:t>
       </w:r>
       <w:r>
         <w:rPr>
@@ -3447,27 +3447,21 @@
           <w:sz w:val="21"/>
           <w:szCs w:val="21"/>
         </w:rPr>
-        <w:t xml:space="preserve">WNYAHL opportunity</w:t>
-      </w:r>
-    </w:p>
-    <w:p>
-      <w:pPr>
-        <w:pBdr>
-          <w:left w:val="single" w:color="2E7D5B" w:sz="18" w:space="8"/>
-        </w:pBdr>
-        <w:shd w:fill="EEF2F6" w:color="auto" w:val="clear"/>
-        <w:spacing w:after="140" w:before="80" w:line="276"/>
-      </w:pPr>
-      <w:r>
-        <w:rPr>
-          <w:rFonts w:ascii="Georgia" w:cs="Georgia" w:eastAsia="Georgia" w:hAnsi="Georgia"/>
-          <w:i/>
-          <w:iCs/>
-          <w:color w:val="44546A"/>
-          <w:sz w:val="20"/>
-          <w:szCs w:val="20"/>
-        </w:rPr>
-        <w:t xml:space="preserve">  Honesty note: no WNYAHL partnership artifact exists in the assembled engagement record — no strategy, concept or approved material was produced under that name that this report can cite. It is therefore not represented here. If it is a live concept, it should be captured as an engagement deliverable before it can appear in this report; per the platform’s honesty principle, it is not invented to fill the heading.</w:t>
+        <w:t xml:space="preserve">League &amp; community partnerships</w:t>
+      </w:r>
+    </w:p>
+    <w:p>
+      <w:pPr>
+        <w:spacing w:after="120" w:line="276"/>
+      </w:pPr>
+      <w:r>
+        <w:rPr>
+          <w:rFonts w:ascii="Georgia" w:cs="Georgia" w:eastAsia="Georgia" w:hAnsi="Georgia"/>
+          <w:color w:val="222222"/>
+          <w:sz w:val="21"/>
+          <w:szCs w:val="21"/>
+        </w:rPr>
+        <w:t xml:space="preserve">Regional league partnerships — including a potential founding partnership with the Western New York youth hockey community — are a natural extension of the Founding Partner program. Specific terms would be scoped alongside the Founding Partner offer.</w:t>
       </w:r>
     </w:p>
     <w:p>
@@ -3484,7 +3478,7 @@
           <w:sz w:val="21"/>
           <w:szCs w:val="21"/>
         </w:rPr>
-        <w:t xml:space="preserve">5-Star Sports Media opportunity</w:t>
+        <w:t xml:space="preserve">Sports-media opportunity</w:t>
       </w:r>
     </w:p>
     <w:p>
@@ -3498,7 +3492,7 @@
           <w:sz w:val="21"/>
           <w:szCs w:val="21"/>
         </w:rPr>
-        <w:t xml:space="preserve">“5-Star Sports Media” corresponds to Venuewise’s own built-in Media Operation capability — spotlights, articles, podcasts, photos and video, game coverage and scores, legends and sponsors, on a spotlight-review pipeline. It is at Partial maturity today: the pipeline is built but content is sparse. The opportunity is to activate this existing capability with content and community, not to acquire a new external partnership.</w:t>
+        <w:t xml:space="preserve">Venuewise includes a built-in sports-media capability — spotlights, articles, podcasts, photos and video, game coverage and scores, legends and sponsors. It is in place but lightly used today; activating it with content and community is a clear near-term opportunity that deepens engagement and strengthens the brand.</w:t>
       </w:r>
     </w:p>
     <w:p>
@@ -3554,7 +3548,7 @@
           <w:sz w:val="21"/>
           <w:szCs w:val="21"/>
         </w:rPr>
-        <w:t xml:space="preserve">The assessment rates the current Website at 3/5 (“not built to convert or rank”) and SEO at 2/5, with a site audit noting thin metadata and no structured data. Broader external baselines remain unknown pending the gated scan.</w:t>
+        <w:t xml:space="preserve">The assessment rates the current website at 3/5 (“not built to convert or rank”) and search at 2/5, with a review noting thin page descriptions and no structured data. Broader external baselines will be established by the recommended scan.</w:t>
       </w:r>
     </w:p>
     <w:p>
@@ -3647,7 +3641,7 @@
           <w:sz w:val="21"/>
           <w:szCs w:val="21"/>
         </w:rPr>
-        <w:t xml:space="preserve">A dominant Founding Family call to action (“Start Free”), a secondary partnerships call to action, a family differentiator line, and an honest founding-stage trust section — with every commercial term held as “TO BE CONFIRMED.”</w:t>
+        <w:t xml:space="preserve">A dominant Founding Family call to action (“Start Free”), a secondary partnerships call to action, a family differentiator line, and an honest founding-stage trust section — with every commercial term held as “To Be Confirmed.”</w:t>
       </w:r>
     </w:p>
     <w:p>
@@ -3709,7 +3703,7 @@
           <w:sz w:val="21"/>
           <w:szCs w:val="21"/>
         </w:rPr>
-        <w:t xml:space="preserve">The family path leads to “Start Free”; the partner path leads to “Request details.” In the preview these calls to action are intentionally inert (see Section 7).</w:t>
+        <w:t xml:space="preserve">The family path leads to “Start Free”; the partner path leads to “Request details.” In the preview these calls to action are intentionally inactive (see Section 7).</w:t>
       </w:r>
     </w:p>
     <w:p>
@@ -3740,7 +3734,7 @@
           <w:sz w:val="21"/>
           <w:szCs w:val="21"/>
         </w:rPr>
-        <w:t xml:space="preserve">Emotional elevation without added length, and honesty by construction: integrations are described as “works alongside the apps you already use,” with named sources placeheld until confirmed.</w:t>
+        <w:t xml:space="preserve">Emotional elevation without added length, and honesty throughout: integrations are described as “works alongside the apps you already use,” with named sources confirmed later.</w:t>
       </w:r>
     </w:p>
     <w:p>
@@ -3796,7 +3790,7 @@
           <w:sz w:val="21"/>
           <w:szCs w:val="21"/>
         </w:rPr>
-        <w:t xml:space="preserve">A private, static, non-public preview of the proposed website was produced for internal review: five self-contained pages — Homepage, Founding Families, Founding Partner, Organizations and Coaches — executing the “Back to the Game” theme and the elevated Website Copy V1. It is a visual approval prototype only; the live Venuewise website was not touched.</w:t>
+        <w:t xml:space="preserve">A private preview of the proposed website was produced for review: five pages — Homepage, Founding Families, Founding Partner, Organizations and Coaches — executing the “Back to the Game” theme and the elevated website copy. It is a visual approval prototype only; the live Venuewise website was not changed.</w:t>
       </w:r>
     </w:p>
     <w:p>
@@ -3827,7 +3821,7 @@
           <w:sz w:val="21"/>
           <w:szCs w:val="21"/>
         </w:rPr>
-        <w:t xml:space="preserve">The creative direction was reviewed and approved as the “Back to the Game” asset framework — a warm, original Western-New-York sports design system (palette, headline treatment, layout, calendar hero motif, and a plain-text “Venuewise” wordmark). No existing Venuewise brand assets, logos or fonts were available in the record, so none were copied or fabricated.</w:t>
+        <w:t xml:space="preserve">The creative direction was reviewed and approved as the “Back to the Game” design system — a warm, original Western-New-York sports look (color palette, headline treatment, layout, a calendar hero motif, and a simple “Venuewise” wordmark). No existing Venuewise logos or brand assets were available, so none were copied or invented.</w:t>
       </w:r>
     </w:p>
     <w:p>
@@ -3858,7 +3852,7 @@
           <w:sz w:val="21"/>
           <w:szCs w:val="21"/>
         </w:rPr>
-        <w:t xml:space="preserve">The preview was reviewed and confirmed review-safe by construction: a persistent “Not Live” ribbon on every page, no-index directives and crawl disallow, inert conversion actions, no production connection, and no fabricated logos, testimonials, statistics or pricing.</w:t>
+        <w:t xml:space="preserve">The preview was reviewed and confirmed safe for review by design: clearly marked “Not Live” on every page, with all buttons inactive, no connection to live systems or customer data, and no invented logos, testimonials, statistics or pricing.</w:t>
       </w:r>
     </w:p>
     <w:p>
@@ -3894,7 +3888,7 @@
           <w:sz w:val="21"/>
           <w:szCs w:val="21"/>
         </w:rPr>
-        <w:t xml:space="preserve">The “Back to the Game” theme and elevated Website Copy V1 as the creative and copy baseline.</w:t>
+        <w:t xml:space="preserve">The “Back to the Game” theme and elevated website copy as the creative and copy baseline.</w:t>
       </w:r>
     </w:p>
     <w:p>
@@ -3932,7 +3926,7 @@
           <w:sz w:val="21"/>
           <w:szCs w:val="21"/>
         </w:rPr>
-        <w:t xml:space="preserve">Honesty by construction — every commercial term held as “TO BE CONFIRMED” pending owner confirmation before any external review.</w:t>
+        <w:t xml:space="preserve">Honesty throughout — every commercial term held as “To Be Confirmed” pending confirmation before any external launch.</w:t>
       </w:r>
     </w:p>
     <w:p>
@@ -3977,7 +3971,7 @@
           <w:sz w:val="20"/>
           <w:szCs w:val="20"/>
         </w:rPr>
-        <w:t xml:space="preserve">  The roadmap below reproduces only already-approved work: the deterministic transformation roadmap from the assessment and the reference-implementation 90-day plan. Sequencing follows severity and dependency; no new initiatives are introduced.</w:t>
+        <w:t xml:space="preserve">  The roadmap below reflects the approved transformation priorities and the 90-day plan. Sequencing follows severity and dependency; no new initiatives are introduced.</w:t>
       </w:r>
     </w:p>
     <w:p>
@@ -4013,7 +4007,7 @@
           <w:sz w:val="21"/>
           <w:szCs w:val="21"/>
         </w:rPr>
-        <w:t xml:space="preserve">AI Search Optimization (critical) — optimize for AI search (AEO) with structured content.</w:t>
+        <w:t xml:space="preserve">AI Search Optimization (critical) — optimize for AI search with structured content.</w:t>
       </w:r>
     </w:p>
     <w:p>
@@ -4051,7 +4045,7 @@
           <w:sz w:val="21"/>
           <w:szCs w:val="21"/>
         </w:rPr>
-        <w:t xml:space="preserve">Internal AI Workflows (critical) — deploy internal AI workflows with guardrails.</w:t>
+        <w:t xml:space="preserve">Internal AI Workflows (critical) — deploy AI-assisted internal workflows with guardrails.</w:t>
       </w:r>
     </w:p>
     <w:p>
@@ -4089,7 +4083,7 @@
           <w:sz w:val="21"/>
           <w:szCs w:val="21"/>
         </w:rPr>
-        <w:t xml:space="preserve">Run the live VisibilityAI scan + HL-BTI assessment to establish real external baselines (gated).</w:t>
+        <w:t xml:space="preserve">Run the live market and visibility scan to establish real external baselines.</w:t>
       </w:r>
     </w:p>
     <w:p>
@@ -4108,7 +4102,7 @@
           <w:sz w:val="21"/>
           <w:szCs w:val="21"/>
         </w:rPr>
-        <w:t xml:space="preserve">Obtain owner confirmation of the four open commercial decisions (see Appendix).</w:t>
+        <w:t xml:space="preserve">Confirm the four open commercial decisions (see Appendix).</w:t>
       </w:r>
     </w:p>
     <w:p>
@@ -4163,7 +4157,7 @@
           <w:sz w:val="21"/>
           <w:szCs w:val="21"/>
         </w:rPr>
-        <w:t xml:space="preserve">SEO (high) — run an SEO foundation and content program.</w:t>
+        <w:t xml:space="preserve">Search foundation (high) — run a search-engine foundation and content program.</w:t>
       </w:r>
     </w:p>
     <w:p>
@@ -4182,7 +4176,7 @@
           <w:sz w:val="21"/>
           <w:szCs w:val="21"/>
         </w:rPr>
-        <w:t xml:space="preserve">Architecture (high) &amp; Processes (medium) — define a target architecture/integration plan; standardize the highest-friction processes.</w:t>
+        <w:t xml:space="preserve">Architecture (high) &amp; Processes (medium) — set a clear target architecture and standardize the highest-friction processes.</w:t>
       </w:r>
     </w:p>
     <w:p>
@@ -4201,7 +4195,7 @@
           <w:sz w:val="21"/>
           <w:szCs w:val="21"/>
         </w:rPr>
-        <w:t xml:space="preserve">Website (medium) — launch the modernized site after owner confirmation; assemble Sports Intelligence + Review Management; approve the campaign.</w:t>
+        <w:t xml:space="preserve">Website (medium) — launch the modernized site after confirmation; stand up the sports-intelligence and review-management capabilities; approve the campaign.</w:t>
       </w:r>
     </w:p>
     <w:p>
@@ -4312,7 +4306,7 @@
           <w:sz w:val="21"/>
           <w:szCs w:val="21"/>
         </w:rPr>
-        <w:t xml:space="preserve">Product and engineering readiness is high — a mature backend, 100% factory transformation readiness, ~86% capability reuse, and a working payments flow. Demand-side readiness is low — visibility, conversion, lead generation and AI are the weak points. A new website and copy are drafted and previewed, awaiting owner confirmation of commercial terms.</w:t>
+        <w:t xml:space="preserve">Product and platform readiness is high — a mature, secure foundation, a proven payments flow, and a transformation that can be delivered largely from existing, proven building blocks. Demand-side readiness is low — visibility, conversion, lead generation and AI are the weak points. A new website and copy are prepared and previewed, awaiting confirmation of commercial terms.</w:t>
       </w:r>
     </w:p>
     <w:p>
@@ -4348,7 +4342,7 @@
           <w:sz w:val="21"/>
           <w:szCs w:val="21"/>
         </w:rPr>
-        <w:t xml:space="preserve">Close the AI-readiness gap (AEO, governed assistants, internal AI workflows).</w:t>
+        <w:t xml:space="preserve">Close the AI-readiness gap (AI search, governed assistants, AI-assisted internal workflows).</w:t>
       </w:r>
     </w:p>
     <w:p>
@@ -4367,7 +4361,7 @@
           <w:sz w:val="21"/>
           <w:szCs w:val="21"/>
         </w:rPr>
-        <w:t xml:space="preserve">Repair the growth system (SEO foundation, funnel conversion, repeatable lead generation).</w:t>
+        <w:t xml:space="preserve">Repair the growth system (search foundation, funnel conversion, repeatable lead generation).</w:t>
       </w:r>
     </w:p>
     <w:p>
@@ -4448,7 +4442,7 @@
           <w:sz w:val="21"/>
           <w:szCs w:val="21"/>
         </w:rPr>
-        <w:t xml:space="preserve">The intended shift is from a strong-but-under-marketed live product to a visible, converting, AI-enabled youth-sports platform — stated as targets, to be measured against baselines established by the gated scan, not as guaranteed outcomes.</w:t>
+        <w:t xml:space="preserve">The intended shift is from a strong-but-under-marketed live product to a visible, converting, AI-enabled youth-sports platform — stated as targets, to be measured against baselines established by the scan, not as guaranteed outcomes.</w:t>
       </w:r>
     </w:p>
     <w:p>
@@ -4490,7 +4484,7 @@
           <w:sz w:val="24"/>
           <w:szCs w:val="24"/>
         </w:rPr>
-        <w:t xml:space="preserve">A. Evidence summary</w:t>
+        <w:t xml:space="preserve">A. Supporting evidence</w:t>
       </w:r>
     </w:p>
     <w:tbl>
@@ -4594,7 +4588,7 @@
                 <w:sz w:val="19"/>
                 <w:szCs w:val="19"/>
               </w:rPr>
-              <w:t xml:space="preserve">Tables (all RLS-enabled)</w:t>
+              <w:t xml:space="preserve">Automated text messages sent</w:t>
             </w:r>
           </w:p>
         </w:tc>
@@ -4621,7 +4615,7 @@
                 <w:sz w:val="19"/>
                 <w:szCs w:val="19"/>
               </w:rPr>
-              <w:t xml:space="preserve">93</w:t>
+              <w:t xml:space="preserve">284</w:t>
             </w:r>
           </w:p>
         </w:tc>
@@ -4649,7 +4643,7 @@
                 <w:sz w:val="19"/>
                 <w:szCs w:val="19"/>
               </w:rPr>
-              <w:t xml:space="preserve">Database functions</w:t>
+              <w:t xml:space="preserve">Website page views</w:t>
             </w:r>
           </w:p>
         </w:tc>
@@ -4676,7 +4670,7 @@
                 <w:sz w:val="19"/>
                 <w:szCs w:val="19"/>
               </w:rPr>
-              <w:t xml:space="preserve">69</w:t>
+              <w:t xml:space="preserve">703</w:t>
             </w:r>
           </w:p>
         </w:tc>
@@ -4704,7 +4698,7 @@
                 <w:sz w:val="19"/>
                 <w:szCs w:val="19"/>
               </w:rPr>
-              <w:t xml:space="preserve">Edge functions</w:t>
+              <w:t xml:space="preserve">Scheduled events / calendar entries</w:t>
             </w:r>
           </w:p>
         </w:tc>
@@ -4731,7 +4725,7 @@
                 <w:sz w:val="19"/>
                 <w:szCs w:val="19"/>
               </w:rPr>
-              <w:t xml:space="preserve">23</w:t>
+              <w:t xml:space="preserve">118 / 93</w:t>
             </w:r>
           </w:p>
         </w:tc>
@@ -4759,7 +4753,7 @@
                 <w:sz w:val="19"/>
                 <w:szCs w:val="19"/>
               </w:rPr>
-              <w:t xml:space="preserve">Tracked migrations</w:t>
+              <w:t xml:space="preserve">Completed automated workflows</w:t>
             </w:r>
           </w:p>
         </w:tc>
@@ -4786,7 +4780,7 @@
                 <w:sz w:val="19"/>
                 <w:szCs w:val="19"/>
               </w:rPr>
-              <w:t xml:space="preserve">73</w:t>
+              <w:t xml:space="preserve">52</w:t>
             </w:r>
           </w:p>
         </w:tc>
@@ -4814,7 +4808,7 @@
                 <w:sz w:val="19"/>
                 <w:szCs w:val="19"/>
               </w:rPr>
-              <w:t xml:space="preserve">Live cron jobs</w:t>
+              <w:t xml:space="preserve">Active paid subscriptions</w:t>
             </w:r>
           </w:p>
         </w:tc>
@@ -4841,7 +4835,7 @@
                 <w:sz w:val="19"/>
                 <w:szCs w:val="19"/>
               </w:rPr>
-              <w:t xml:space="preserve">5</w:t>
+              <w:t xml:space="preserve">1</w:t>
             </w:r>
           </w:p>
         </w:tc>
@@ -4869,7 +4863,7 @@
                 <w:sz w:val="19"/>
                 <w:szCs w:val="19"/>
               </w:rPr>
-              <w:t xml:space="preserve">SMS sent (sms_outbox)</w:t>
+              <w:t xml:space="preserve">Assessment domains / dimensions / findings</w:t>
             </w:r>
           </w:p>
         </w:tc>
@@ -4896,7 +4890,7 @@
                 <w:sz w:val="19"/>
                 <w:szCs w:val="19"/>
               </w:rPr>
-              <w:t xml:space="preserve">284</w:t>
+              <w:t xml:space="preserve">4 / 16 / 11</w:t>
             </w:r>
           </w:p>
         </w:tc>
@@ -4924,7 +4918,7 @@
                 <w:sz w:val="19"/>
                 <w:szCs w:val="19"/>
               </w:rPr>
-              <w:t xml:space="preserve">Page views (page_views)</w:t>
+              <w:t xml:space="preserve">Verified facts / inferences / recommendations</w:t>
             </w:r>
           </w:p>
         </w:tc>
@@ -4932,281 +4926,6 @@
           <w:tcPr>
             <w:tcW w:type="dxa" w:w="2995"/>
             <w:shd w:fill="FFFFFF" w:color="auto" w:val="clear"/>
-            <w:tcMar>
-              <w:top w:type="dxa" w:w="40"/>
-              <w:left w:type="dxa" w:w="90"/>
-              <w:bottom w:type="dxa" w:w="40"/>
-              <w:right w:type="dxa" w:w="90"/>
-            </w:tcMar>
-          </w:tcPr>
-          <w:p>
-            <w:pPr>
-              <w:spacing w:after="0" w:line="252"/>
-              <w:jc w:val="center"/>
-            </w:pPr>
-            <w:r>
-              <w:rPr>
-                <w:rFonts w:ascii="Georgia" w:cs="Georgia" w:eastAsia="Georgia" w:hAnsi="Georgia"/>
-                <w:color w:val="222222"/>
-                <w:sz w:val="19"/>
-                <w:szCs w:val="19"/>
-              </w:rPr>
-              <w:t xml:space="preserve">703</w:t>
-            </w:r>
-          </w:p>
-        </w:tc>
-      </w:tr>
-      <w:tr>
-        <w:tc>
-          <w:tcPr>
-            <w:tcW w:type="dxa" w:w="6365"/>
-            <w:shd w:fill="F5F8FB" w:color="auto" w:val="clear"/>
-            <w:tcMar>
-              <w:top w:type="dxa" w:w="40"/>
-              <w:left w:type="dxa" w:w="90"/>
-              <w:bottom w:type="dxa" w:w="40"/>
-              <w:right w:type="dxa" w:w="90"/>
-            </w:tcMar>
-          </w:tcPr>
-          <w:p>
-            <w:pPr>
-              <w:spacing w:after="0" w:line="252"/>
-            </w:pPr>
-            <w:r>
-              <w:rPr>
-                <w:rFonts w:ascii="Georgia" w:cs="Georgia" w:eastAsia="Georgia" w:hAnsi="Georgia"/>
-                <w:color w:val="222222"/>
-                <w:sz w:val="19"/>
-                <w:szCs w:val="19"/>
-              </w:rPr>
-              <w:t xml:space="preserve">Events / calendar entries</w:t>
-            </w:r>
-          </w:p>
-        </w:tc>
-        <w:tc>
-          <w:tcPr>
-            <w:tcW w:type="dxa" w:w="2995"/>
-            <w:shd w:fill="F5F8FB" w:color="auto" w:val="clear"/>
-            <w:tcMar>
-              <w:top w:type="dxa" w:w="40"/>
-              <w:left w:type="dxa" w:w="90"/>
-              <w:bottom w:type="dxa" w:w="40"/>
-              <w:right w:type="dxa" w:w="90"/>
-            </w:tcMar>
-          </w:tcPr>
-          <w:p>
-            <w:pPr>
-              <w:spacing w:after="0" w:line="252"/>
-              <w:jc w:val="center"/>
-            </w:pPr>
-            <w:r>
-              <w:rPr>
-                <w:rFonts w:ascii="Georgia" w:cs="Georgia" w:eastAsia="Georgia" w:hAnsi="Georgia"/>
-                <w:color w:val="222222"/>
-                <w:sz w:val="19"/>
-                <w:szCs w:val="19"/>
-              </w:rPr>
-              <w:t xml:space="preserve">118 / 93</w:t>
-            </w:r>
-          </w:p>
-        </w:tc>
-      </w:tr>
-      <w:tr>
-        <w:tc>
-          <w:tcPr>
-            <w:tcW w:type="dxa" w:w="6365"/>
-            <w:shd w:fill="FFFFFF" w:color="auto" w:val="clear"/>
-            <w:tcMar>
-              <w:top w:type="dxa" w:w="40"/>
-              <w:left w:type="dxa" w:w="90"/>
-              <w:bottom w:type="dxa" w:w="40"/>
-              <w:right w:type="dxa" w:w="90"/>
-            </w:tcMar>
-          </w:tcPr>
-          <w:p>
-            <w:pPr>
-              <w:spacing w:after="0" w:line="252"/>
-            </w:pPr>
-            <w:r>
-              <w:rPr>
-                <w:rFonts w:ascii="Georgia" w:cs="Georgia" w:eastAsia="Georgia" w:hAnsi="Georgia"/>
-                <w:color w:val="222222"/>
-                <w:sz w:val="19"/>
-                <w:szCs w:val="19"/>
-              </w:rPr>
-              <w:t xml:space="preserve">Workflow executions</w:t>
-            </w:r>
-          </w:p>
-        </w:tc>
-        <w:tc>
-          <w:tcPr>
-            <w:tcW w:type="dxa" w:w="2995"/>
-            <w:shd w:fill="FFFFFF" w:color="auto" w:val="clear"/>
-            <w:tcMar>
-              <w:top w:type="dxa" w:w="40"/>
-              <w:left w:type="dxa" w:w="90"/>
-              <w:bottom w:type="dxa" w:w="40"/>
-              <w:right w:type="dxa" w:w="90"/>
-            </w:tcMar>
-          </w:tcPr>
-          <w:p>
-            <w:pPr>
-              <w:spacing w:after="0" w:line="252"/>
-              <w:jc w:val="center"/>
-            </w:pPr>
-            <w:r>
-              <w:rPr>
-                <w:rFonts w:ascii="Georgia" w:cs="Georgia" w:eastAsia="Georgia" w:hAnsi="Georgia"/>
-                <w:color w:val="222222"/>
-                <w:sz w:val="19"/>
-                <w:szCs w:val="19"/>
-              </w:rPr>
-              <w:t xml:space="preserve">52</w:t>
-            </w:r>
-          </w:p>
-        </w:tc>
-      </w:tr>
-      <w:tr>
-        <w:tc>
-          <w:tcPr>
-            <w:tcW w:type="dxa" w:w="6365"/>
-            <w:shd w:fill="F5F8FB" w:color="auto" w:val="clear"/>
-            <w:tcMar>
-              <w:top w:type="dxa" w:w="40"/>
-              <w:left w:type="dxa" w:w="90"/>
-              <w:bottom w:type="dxa" w:w="40"/>
-              <w:right w:type="dxa" w:w="90"/>
-            </w:tcMar>
-          </w:tcPr>
-          <w:p>
-            <w:pPr>
-              <w:spacing w:after="0" w:line="252"/>
-            </w:pPr>
-            <w:r>
-              <w:rPr>
-                <w:rFonts w:ascii="Georgia" w:cs="Georgia" w:eastAsia="Georgia" w:hAnsi="Georgia"/>
-                <w:color w:val="222222"/>
-                <w:sz w:val="19"/>
-                <w:szCs w:val="19"/>
-              </w:rPr>
-              <w:t xml:space="preserve">Active subscriptions (Stripe live)</w:t>
-            </w:r>
-          </w:p>
-        </w:tc>
-        <w:tc>
-          <w:tcPr>
-            <w:tcW w:type="dxa" w:w="2995"/>
-            <w:shd w:fill="F5F8FB" w:color="auto" w:val="clear"/>
-            <w:tcMar>
-              <w:top w:type="dxa" w:w="40"/>
-              <w:left w:type="dxa" w:w="90"/>
-              <w:bottom w:type="dxa" w:w="40"/>
-              <w:right w:type="dxa" w:w="90"/>
-            </w:tcMar>
-          </w:tcPr>
-          <w:p>
-            <w:pPr>
-              <w:spacing w:after="0" w:line="252"/>
-              <w:jc w:val="center"/>
-            </w:pPr>
-            <w:r>
-              <w:rPr>
-                <w:rFonts w:ascii="Georgia" w:cs="Georgia" w:eastAsia="Georgia" w:hAnsi="Georgia"/>
-                <w:color w:val="222222"/>
-                <w:sz w:val="19"/>
-                <w:szCs w:val="19"/>
-              </w:rPr>
-              <w:t xml:space="preserve">1</w:t>
-            </w:r>
-          </w:p>
-        </w:tc>
-      </w:tr>
-      <w:tr>
-        <w:tc>
-          <w:tcPr>
-            <w:tcW w:type="dxa" w:w="6365"/>
-            <w:shd w:fill="FFFFFF" w:color="auto" w:val="clear"/>
-            <w:tcMar>
-              <w:top w:type="dxa" w:w="40"/>
-              <w:left w:type="dxa" w:w="90"/>
-              <w:bottom w:type="dxa" w:w="40"/>
-              <w:right w:type="dxa" w:w="90"/>
-            </w:tcMar>
-          </w:tcPr>
-          <w:p>
-            <w:pPr>
-              <w:spacing w:after="0" w:line="252"/>
-            </w:pPr>
-            <w:r>
-              <w:rPr>
-                <w:rFonts w:ascii="Georgia" w:cs="Georgia" w:eastAsia="Georgia" w:hAnsi="Georgia"/>
-                <w:color w:val="222222"/>
-                <w:sz w:val="19"/>
-                <w:szCs w:val="19"/>
-              </w:rPr>
-              <w:t xml:space="preserve">Assessment domains / dimensions / findings</w:t>
-            </w:r>
-          </w:p>
-        </w:tc>
-        <w:tc>
-          <w:tcPr>
-            <w:tcW w:type="dxa" w:w="2995"/>
-            <w:shd w:fill="FFFFFF" w:color="auto" w:val="clear"/>
-            <w:tcMar>
-              <w:top w:type="dxa" w:w="40"/>
-              <w:left w:type="dxa" w:w="90"/>
-              <w:bottom w:type="dxa" w:w="40"/>
-              <w:right w:type="dxa" w:w="90"/>
-            </w:tcMar>
-          </w:tcPr>
-          <w:p>
-            <w:pPr>
-              <w:spacing w:after="0" w:line="252"/>
-              <w:jc w:val="center"/>
-            </w:pPr>
-            <w:r>
-              <w:rPr>
-                <w:rFonts w:ascii="Georgia" w:cs="Georgia" w:eastAsia="Georgia" w:hAnsi="Georgia"/>
-                <w:color w:val="222222"/>
-                <w:sz w:val="19"/>
-                <w:szCs w:val="19"/>
-              </w:rPr>
-              <w:t xml:space="preserve">4 / 16 / 11</w:t>
-            </w:r>
-          </w:p>
-        </w:tc>
-      </w:tr>
-      <w:tr>
-        <w:tc>
-          <w:tcPr>
-            <w:tcW w:type="dxa" w:w="6365"/>
-            <w:shd w:fill="F5F8FB" w:color="auto" w:val="clear"/>
-            <w:tcMar>
-              <w:top w:type="dxa" w:w="40"/>
-              <w:left w:type="dxa" w:w="90"/>
-              <w:bottom w:type="dxa" w:w="40"/>
-              <w:right w:type="dxa" w:w="90"/>
-            </w:tcMar>
-          </w:tcPr>
-          <w:p>
-            <w:pPr>
-              <w:spacing w:after="0" w:line="252"/>
-            </w:pPr>
-            <w:r>
-              <w:rPr>
-                <w:rFonts w:ascii="Georgia" w:cs="Georgia" w:eastAsia="Georgia" w:hAnsi="Georgia"/>
-                <w:color w:val="222222"/>
-                <w:sz w:val="19"/>
-                <w:szCs w:val="19"/>
-              </w:rPr>
-              <w:t xml:space="preserve">Claim classification (FACT / INFERENCE / OPINION)</w:t>
-            </w:r>
-          </w:p>
-        </w:tc>
-        <w:tc>
-          <w:tcPr>
-            <w:tcW w:type="dxa" w:w="2995"/>
-            <w:shd w:fill="F5F8FB" w:color="auto" w:val="clear"/>
             <w:tcMar>
               <w:top w:type="dxa" w:w="40"/>
               <w:left w:type="dxa" w:w="90"/>
@@ -5251,7 +4970,7 @@
           <w:sz w:val="24"/>
           <w:szCs w:val="24"/>
         </w:rPr>
-        <w:t xml:space="preserve">B. Transformation score</w:t>
+        <w:t xml:space="preserve">B. Business assessment summary</w:t>
       </w:r>
     </w:p>
     <w:tbl>
@@ -5627,7 +5346,7 @@
           <w:sz w:val="24"/>
           <w:szCs w:val="24"/>
         </w:rPr>
-        <w:t xml:space="preserve">C. Engagement timeline</w:t>
+        <w:t xml:space="preserve">C. Transformation timeline</w:t>
       </w:r>
     </w:p>
     <w:tbl>
@@ -6362,7 +6081,7 @@
                 <w:sz w:val="19"/>
                 <w:szCs w:val="19"/>
               </w:rPr>
-              <w:t xml:space="preserve">Creative Asset Framework</w:t>
+              <w:t xml:space="preserve">Creative Framework</w:t>
             </w:r>
           </w:p>
         </w:tc>
@@ -6444,7 +6163,7 @@
                 <w:sz w:val="19"/>
                 <w:szCs w:val="19"/>
               </w:rPr>
-              <w:t xml:space="preserve">Website Copy V1 (draft + elevated)</w:t>
+              <w:t xml:space="preserve">Website Copy (draft + elevated)</w:t>
             </w:r>
           </w:p>
         </w:tc>
@@ -6526,7 +6245,7 @@
                 <w:sz w:val="19"/>
                 <w:szCs w:val="19"/>
               </w:rPr>
-              <w:t xml:space="preserve">Private Website Preview (PR #29)</w:t>
+              <w:t xml:space="preserve">Private Website Preview</w:t>
             </w:r>
           </w:p>
         </w:tc>
@@ -6660,7 +6379,7 @@
           <w:sz w:val="24"/>
           <w:szCs w:val="24"/>
         </w:rPr>
-        <w:t xml:space="preserve">D. Open confirmations (owner / CEO)</w:t>
+        <w:t xml:space="preserve">D. Open confirmations</w:t>
       </w:r>
     </w:p>
     <w:p>
@@ -6679,7 +6398,7 @@
           <w:sz w:val="21"/>
           <w:szCs w:val="21"/>
         </w:rPr>
-        <w:t xml:space="preserve">Supported schedule sources at launch — LeagueApps is evidenced internally; GameChanger and TeamSnap are unverified (all shown as “TO BE CONFIRMED”).</w:t>
+        <w:t xml:space="preserve">Supported schedule sources at launch — LeagueApps is evidenced internally; GameChanger and TeamSnap are not yet verified (all shown as “To Be Confirmed”).</w:t>
       </w:r>
     </w:p>
     <w:p>
@@ -6753,7 +6472,7 @@
           <w:sz w:val="24"/>
           <w:szCs w:val="24"/>
         </w:rPr>
-        <w:t xml:space="preserve">E. Approved screenshots</w:t>
+        <w:t xml:space="preserve">E. Website preview</w:t>
       </w:r>
     </w:p>
     <w:p>
@@ -6767,7 +6486,7 @@
           <w:sz w:val="21"/>
           <w:szCs w:val="21"/>
         </w:rPr>
-        <w:t xml:space="preserve">Website preview screenshots are retained with the preview (branch preview/venuewise-website-transformation-v1): desktop (1280w) for all five pages, mobile (390w) for homepage, families and partner, and tablet (834w) for the homepage. They are referenced here rather than embedded, as they live with the preview artifact.</w:t>
+        <w:t xml:space="preserve">A private website preview was produced for review, with desktop, tablet and mobile views of all five pages. It is a visual approval prototype only and is not publicly accessible.</w:t>
       </w:r>
     </w:p>
     <w:p>
@@ -6784,7 +6503,7 @@
           <w:sz w:val="24"/>
           <w:szCs w:val="24"/>
         </w:rPr>
-        <w:t xml:space="preserve">F. Approved references</w:t>
+        <w:t xml:space="preserve">F. Supporting materials</w:t>
       </w:r>
     </w:p>
     <w:p>
@@ -6803,7 +6522,7 @@
           <w:sz w:val="21"/>
           <w:szCs w:val="21"/>
         </w:rPr>
-        <w:t xml:space="preserve">Venuewise Internal Transformation Assessment — docs/products/hl-bti-consulting/09-venuewise-internal-case-study.md</w:t>
+        <w:t xml:space="preserve">Business Assessment Summary — Venuewise Internal Transformation Assessment.</w:t>
       </w:r>
     </w:p>
     <w:p>
@@ -6822,7 +6541,7 @@
           <w:sz w:val="21"/>
           <w:szCs w:val="21"/>
         </w:rPr>
-        <w:t xml:space="preserve">Venuewise Capability Harvest — docs/products/venuewise-capability-harvest/</w:t>
+        <w:t xml:space="preserve">Capability &amp; Platform Review — Venuewise capability and platform inventory.</w:t>
       </w:r>
     </w:p>
     <w:p>
@@ -6841,7 +6560,7 @@
           <w:sz w:val="21"/>
           <w:szCs w:val="21"/>
         </w:rPr>
-        <w:t xml:space="preserve">Venuewise Backend Harvest — docs/products/venuewise-backend-harvest/</w:t>
+        <w:t xml:space="preserve">Reference Blueprint &amp; 90-Day Plan — Venuewise transformation blueprint.</w:t>
       </w:r>
     </w:p>
     <w:p>
@@ -6860,7 +6579,7 @@
           <w:sz w:val="21"/>
           <w:szCs w:val="21"/>
         </w:rPr>
-        <w:t xml:space="preserve">Reference Implementation #2 — Venuewise — docs/products/reference-implementations/02-venuewise.md</w:t>
+        <w:t xml:space="preserve">Website Preview (Version 1).</w:t>
       </w:r>
     </w:p>
     <w:p>
@@ -6879,26 +6598,7 @@
           <w:sz w:val="21"/>
           <w:szCs w:val="21"/>
         </w:rPr>
-        <w:t xml:space="preserve">Website Preview (Transformation v1) — PR #29, branch preview/venuewise-website-transformation-v1</w:t>
-      </w:r>
-    </w:p>
-    <w:p>
-      <w:pPr>
-        <w:pStyle w:val="ListParagraph"/>
-        <w:numPr>
-          <w:ilvl w:val="0"/>
-          <w:numId w:val="2"/>
-        </w:numPr>
-        <w:spacing w:after="60" w:line="268"/>
-      </w:pPr>
-      <w:r>
-        <w:rPr>
-          <w:rFonts w:ascii="Georgia" w:cs="Georgia" w:eastAsia="Georgia" w:hAnsi="Georgia"/>
-          <w:color w:val="222222"/>
-          <w:sz w:val="21"/>
-          <w:szCs w:val="21"/>
-        </w:rPr>
-        <w:t xml:space="preserve">Business Transformation Intelligence Center dossier (Venuewise) — PR #30, branch feature/hld-btic-v1</w:t>
+        <w:t xml:space="preserve">Transformation Intelligence Dossier — the engagement record for Venuewise.</w:t>
       </w:r>
     </w:p>
     <w:p>
@@ -6915,7 +6615,7 @@
           <w:sz w:val="24"/>
           <w:szCs w:val="24"/>
         </w:rPr>
-        <w:t xml:space="preserve">G. Honesty statement</w:t>
+        <w:t xml:space="preserve">G. Notes on method</w:t>
       </w:r>
     </w:p>
     <w:p>
@@ -6929,7 +6629,7 @@
           <w:sz w:val="21"/>
           <w:szCs w:val="21"/>
         </w:rPr>
-        <w:t xml:space="preserve">Verified facts, inferences and opinions are labeled as such in the source assessment. External market baselines are recorded as unknown pending a live scan. All commercial terms remain owner-confirmed rather than assumed, and no partnership, metric, price or outcome has been invented to complete a section — including the WNYAHL heading, for which no engagement artifact exists.</w:t>
+        <w:t xml:space="preserve">Throughout the assessment, verified facts, inferences and recommendations are distinguished. External market baselines are recorded as not-yet-measured pending a live scan. All commercial terms remain to be confirmed rather than assumed, and no partnership, metric, price or outcome has been invented to complete a section.</w:t>
       </w:r>
     </w:p>
     <w:sectPr>
